--- a/Cover_Letters/Shinoy_Next_Ventures_ERP_Cloud_Test_Manager_Cover_Letter.docx
+++ b/Cover_Letters/Shinoy_Next_Ventures_ERP_Cloud_Test_Manager_Cover_Letter.docx
@@ -35,12 +35,7 @@
     </w:p>
     <w:p>
       <w:r>
-        <w:t>With over 8 years of experience in testing and quality assurance, I have often stepped into lead responsibilities, coordinating across technical and business teams to plan testing strategies, manage defects, and track milestones. I understand the importance of clear reporting and structured test execution for large-scale transformations.</w:t>
-      </w:r>
-    </w:p>
-    <w:p>
-      <w:r>
-        <w:t>I would welcome the opportunity to bring my background in test management and stakeholder coordination to the team at Next Ventures for your ERP transformation programme in Randstad.</w:t>
+        <w:t>With over 8 years of experience in testing and quality assurance, I have managed end-to-end testing strategies, test plans, and release cycles for large-scale enterprise environments. My background includes coordinating cross-functional technical and business teams, tracking defects through to resolution, and ensuring testing aligns with key project milestones at Next Ventures.</w:t>
       </w:r>
     </w:p>
     <w:p>

--- a/Cover_Letters/Shinoy_Next_Ventures_ERP_Cloud_Test_Manager_Cover_Letter.docx
+++ b/Cover_Letters/Shinoy_Next_Ventures_ERP_Cloud_Test_Manager_Cover_Letter.docx
@@ -35,7 +35,12 @@
     </w:p>
     <w:p>
       <w:r>
-        <w:t>With over 8 years of experience in testing and quality assurance, I have managed end-to-end testing strategies, test plans, and release cycles for large-scale enterprise environments. My background includes coordinating cross-functional technical and business teams, tracking defects through to resolution, and ensuring testing aligns with key project milestones at Next Ventures.</w:t>
+        <w:t>I have over 8 years of experience leading testing activities, planning test schedules, and coordinating across cross-functional and business teams. In my recent roles, I have managed end-to-end testing strategies, tracked defects to resolution, and ensured alignment with key project milestones. I understand the importance of governance, clear reporting, and working closely with stakeholders during UAT to achieve reliable go-live readiness.</w:t>
+      </w:r>
+    </w:p>
+    <w:p>
+      <w:r>
+        <w:t>I would welcome the opportunity to bring my background in test management and process optimization to Next Ventures for this ERP transformation programme in the Randstad.</w:t>
       </w:r>
     </w:p>
     <w:p>
